--- a/conveyancing/invoices/Maryke-Invoice-Firm-Setup.docx
+++ b/conveyancing/invoices/Maryke-Invoice-Firm-Setup.docx
@@ -36,51 +36,6 @@
             </w:tcMar>
             <w:vAlign w:val="top"/>
           </w:tcPr>
-          <w:p>
-            <w:pPr>
-              <w:spacing w:after="60"/>
-            </w:pPr>
-            <w:r>
-              <w:drawing>
-                <wp:inline distT="0" distB="0" distL="0" distR="0">
-                  <wp:extent cx="381000" cy="352425"/>
-                  <wp:effectExtent t="0" r="0" b="0" l="0"/>
-                  <wp:docPr id="1" name="" descr="" title=""/>
-                  <wp:cNvGraphicFramePr>
-                    <a:graphicFrameLocks xmlns:a="http://schemas.openxmlformats.org/drawingml/2006/main" noChangeAspect="1"/>
-                  </wp:cNvGraphicFramePr>
-                  <a:graphic xmlns:a="http://schemas.openxmlformats.org/drawingml/2006/main">
-                    <a:graphicData uri="http://schemas.openxmlformats.org/drawingml/2006/picture">
-                      <pic:pic xmlns:pic="http://schemas.openxmlformats.org/drawingml/2006/picture">
-                        <pic:nvPicPr>
-                          <pic:cNvPr id="0" name="" descr=""/>
-                          <pic:cNvPicPr>
-                            <a:picLocks noChangeAspect="1" noChangeArrowheads="1"/>
-                          </pic:cNvPicPr>
-                        </pic:nvPicPr>
-                        <pic:blipFill>
-                          <a:blip r:embed="rId7" cstate="none"/>
-                          <a:srcRect/>
-                          <a:stretch>
-                            <a:fillRect/>
-                          </a:stretch>
-                        </pic:blipFill>
-                        <pic:spPr bwMode="auto">
-                          <a:xfrm>
-                            <a:off x="0" y="0"/>
-                            <a:ext cx="381000" cy="352425"/>
-                          </a:xfrm>
-                          <a:prstGeom prst="rect">
-                            <a:avLst/>
-                          </a:prstGeom>
-                        </pic:spPr>
-                      </pic:pic>
-                    </a:graphicData>
-                  </a:graphic>
-                </wp:inline>
-              </w:drawing>
-            </w:r>
-          </w:p>
           <w:p>
             <w:pPr>
               <w:spacing w:after="20" w:before="0" w:line="240"/>
@@ -362,13 +317,11 @@
                       <w:rFonts w:ascii="Arial" w:cs="Arial" w:eastAsia="Arial" w:hAnsi="Arial"/>
                       <w:b/>
                       <w:bCs/>
-                      <w:i/>
-                      <w:iCs/>
-                      <w:color w:val="9AA6B6"/>
+                      <w:color w:val="1B2B40"/>
                       <w:sz w:val="17"/>
                       <w:szCs w:val="17"/>
                     </w:rPr>
-                    <w:t xml:space="preserve">[DD Month 2026]</w:t>
+                    <w:t xml:space="preserve">21 August 2026</w:t>
                   </w:r>
                 </w:p>
               </w:tc>
@@ -2392,7 +2345,7 @@
               <w:bottom w:val="none" w:color="FFFFFF" w:sz="0"/>
               <w:right w:val="none" w:color="FFFFFF" w:sz="0"/>
             </w:tcBorders>
-            <w:shd w:fill="FBF3F2" w:color="auto" w:val="clear"/>
+            <w:shd w:fill="FAF8F4" w:color="auto" w:val="clear"/>
             <w:tcMar>
               <w:top w:type="dxa" w:w="190"/>
               <w:left w:type="dxa" w:w="220"/>
@@ -2410,26 +2363,69 @@
                 <w:rFonts w:ascii="Arial" w:cs="Arial" w:eastAsia="Arial" w:hAnsi="Arial"/>
                 <w:b/>
                 <w:bCs/>
-                <w:color w:val="A33328"/>
-                <w:spacing w:val="35"/>
+                <w:caps/>
+                <w:color w:val="B58C4B"/>
+                <w:spacing w:val="55"/>
                 <w:sz w:val="13"/>
                 <w:szCs w:val="13"/>
               </w:rPr>
-              <w:t xml:space="preserve">IMPORTANT — BANKING DETAILS &amp; FRAUD WARNING</w:t>
-            </w:r>
-          </w:p>
-          <w:p>
-            <w:pPr>
-              <w:spacing w:after="0" w:before="0" w:line="240"/>
-            </w:pPr>
-            <w:r>
-              <w:rPr>
-                <w:rFonts w:ascii="Arial" w:cs="Arial" w:eastAsia="Arial" w:hAnsi="Arial"/>
-                <w:color w:val="6B4A45"/>
+              <w:t xml:space="preserve">Terms</w:t>
+            </w:r>
+          </w:p>
+          <w:p>
+            <w:pPr>
+              <w:spacing w:after="90" w:before="0" w:line="240"/>
+            </w:pPr>
+            <w:r>
+              <w:rPr>
+                <w:rFonts w:ascii="Arial" w:cs="Arial" w:eastAsia="Arial" w:hAnsi="Arial"/>
+                <w:color w:val="55647A"/>
                 <w:sz w:val="14"/>
                 <w:szCs w:val="14"/>
               </w:rPr>
-              <w:t xml:space="preserve">These banking details do not change. We will never email you new or amended account details. Before making any payment, please telephone this office on 083 619 2313 — using a number you have independently verified — and confirm the account details verbally. No liability can be accepted for funds paid into an account other than the one confirmed by us in person or telephonically.</w:t>
+              <w:t xml:space="preserve">1.  This invoice is payable on presentation unless otherwise agreed in writing.</w:t>
+            </w:r>
+          </w:p>
+          <w:p>
+            <w:pPr>
+              <w:spacing w:after="90" w:before="0" w:line="240"/>
+            </w:pPr>
+            <w:r>
+              <w:rPr>
+                <w:rFonts w:ascii="Arial" w:cs="Arial" w:eastAsia="Arial" w:hAnsi="Arial"/>
+                <w:color w:val="55647A"/>
+                <w:sz w:val="14"/>
+                <w:szCs w:val="14"/>
+              </w:rPr>
+              <w:t xml:space="preserve">2.  Third-party registration and subscription costs are recovered at cost; supporting invoices are available on request.</w:t>
+            </w:r>
+          </w:p>
+          <w:p>
+            <w:pPr>
+              <w:spacing w:after="90" w:before="0" w:line="240"/>
+            </w:pPr>
+            <w:r>
+              <w:rPr>
+                <w:rFonts w:ascii="Arial" w:cs="Arial" w:eastAsia="Arial" w:hAnsi="Arial"/>
+                <w:color w:val="55647A"/>
+                <w:sz w:val="14"/>
+                <w:szCs w:val="14"/>
+              </w:rPr>
+              <w:t xml:space="preserve">3.  Any query on this account must be raised within 30 days of the date of invoice.</w:t>
+            </w:r>
+          </w:p>
+          <w:p>
+            <w:pPr>
+              <w:spacing w:after="90" w:before="0" w:line="240"/>
+            </w:pPr>
+            <w:r>
+              <w:rPr>
+                <w:rFonts w:ascii="Arial" w:cs="Arial" w:eastAsia="Arial" w:hAnsi="Arial"/>
+                <w:color w:val="55647A"/>
+                <w:sz w:val="14"/>
+                <w:szCs w:val="14"/>
+              </w:rPr>
+              <w:t xml:space="preserve">4.  Ownership of any design work supplied passes to the client on receipt of payment in full.</w:t>
             </w:r>
           </w:p>
         </w:tc>
@@ -2437,86 +2433,7 @@
     </w:tbl>
     <w:p>
       <w:pPr>
-        <w:spacing w:after="240"/>
-      </w:pPr>
-    </w:p>
-    <w:p>
-      <w:pPr>
-        <w:spacing w:after="80" w:before="0" w:line="240"/>
-      </w:pPr>
-      <w:r>
-        <w:rPr>
-          <w:rFonts w:ascii="Arial" w:cs="Arial" w:eastAsia="Arial" w:hAnsi="Arial"/>
-          <w:b/>
-          <w:bCs/>
-          <w:caps/>
-          <w:color w:val="B58C4B"/>
-          <w:spacing w:val="55"/>
-          <w:sz w:val="13"/>
-          <w:szCs w:val="13"/>
-        </w:rPr>
-        <w:t xml:space="preserve">Terms</w:t>
-      </w:r>
-    </w:p>
-    <w:p>
-      <w:pPr>
-        <w:spacing w:after="45" w:before="0" w:line="240"/>
-      </w:pPr>
-      <w:r>
-        <w:rPr>
-          <w:rFonts w:ascii="Arial" w:cs="Arial" w:eastAsia="Arial" w:hAnsi="Arial"/>
-          <w:color w:val="55647A"/>
-          <w:sz w:val="14"/>
-          <w:szCs w:val="14"/>
-        </w:rPr>
-        <w:t xml:space="preserve">1.  This invoice is payable on presentation unless otherwise agreed in writing.</w:t>
-      </w:r>
-    </w:p>
-    <w:p>
-      <w:pPr>
-        <w:spacing w:after="45" w:before="0" w:line="240"/>
-      </w:pPr>
-      <w:r>
-        <w:rPr>
-          <w:rFonts w:ascii="Arial" w:cs="Arial" w:eastAsia="Arial" w:hAnsi="Arial"/>
-          <w:color w:val="55647A"/>
-          <w:sz w:val="14"/>
-          <w:szCs w:val="14"/>
-        </w:rPr>
-        <w:t xml:space="preserve">2.  Third-party registration and subscription costs are recovered at cost; supporting invoices are available on request.</w:t>
-      </w:r>
-    </w:p>
-    <w:p>
-      <w:pPr>
-        <w:spacing w:after="45" w:before="0" w:line="240"/>
-      </w:pPr>
-      <w:r>
-        <w:rPr>
-          <w:rFonts w:ascii="Arial" w:cs="Arial" w:eastAsia="Arial" w:hAnsi="Arial"/>
-          <w:color w:val="55647A"/>
-          <w:sz w:val="14"/>
-          <w:szCs w:val="14"/>
-        </w:rPr>
-        <w:t xml:space="preserve">3.  Any query on this account must be raised within 30 days of the date of invoice.</w:t>
-      </w:r>
-    </w:p>
-    <w:p>
-      <w:pPr>
-        <w:spacing w:after="45" w:before="0" w:line="240"/>
-      </w:pPr>
-      <w:r>
-        <w:rPr>
-          <w:rFonts w:ascii="Arial" w:cs="Arial" w:eastAsia="Arial" w:hAnsi="Arial"/>
-          <w:color w:val="55647A"/>
-          <w:sz w:val="14"/>
-          <w:szCs w:val="14"/>
-        </w:rPr>
-        <w:t xml:space="preserve">4.  Ownership of any design work supplied passes to the client on receipt of payment in full.</w:t>
-      </w:r>
-    </w:p>
-    <w:p>
-      <w:pPr>
-        <w:spacing w:after="160"/>
+        <w:spacing w:after="260"/>
       </w:pPr>
     </w:p>
     <w:p>

--- a/conveyancing/invoices/Maryke-Invoice-Firm-Setup.docx
+++ b/conveyancing/invoices/Maryke-Invoice-Firm-Setup.docx
@@ -79,7 +79,7 @@
                 <w:sz w:val="15"/>
                 <w:szCs w:val="15"/>
               </w:rPr>
-              <w:t xml:space="preserve">59 Bolo Street, Moreleta Park</w:t>
+              <w:t xml:space="preserve">673B Skukuza Street, Faerie Glen</w:t>
             </w:r>
           </w:p>
           <w:p>
@@ -93,7 +93,7 @@
                 <w:sz w:val="15"/>
                 <w:szCs w:val="15"/>
               </w:rPr>
-              <w:t xml:space="preserve">Pretoria, 0181</w:t>
+              <w:t xml:space="preserve">Pretoria, 0081</w:t>
             </w:r>
           </w:p>
           <w:p>
@@ -464,78 +464,6 @@
                       <w:szCs w:val="17"/>
                     </w:rPr>
                     <w:t xml:space="preserve">Maryke Dique</w:t>
-                  </w:r>
-                </w:p>
-              </w:tc>
-            </w:tr>
-            <w:tr>
-              <w:tc>
-                <w:tcPr>
-                  <w:tcW w:type="dxa" w:w="1700"/>
-                  <w:tcBorders>
-                    <w:top w:val="none" w:color="FFFFFF" w:sz="0"/>
-                    <w:left w:val="none" w:color="FFFFFF" w:sz="0"/>
-                    <w:bottom w:val="none" w:color="FFFFFF" w:sz="0"/>
-                    <w:right w:val="none" w:color="FFFFFF" w:sz="0"/>
-                  </w:tcBorders>
-                  <w:tcMar>
-                    <w:top w:type="dxa" w:w="25"/>
-                    <w:left w:type="dxa" w:w="0"/>
-                    <w:bottom w:type="dxa" w:w="25"/>
-                    <w:right w:type="dxa" w:w="150"/>
-                  </w:tcMar>
-                </w:tcPr>
-                <w:p>
-                  <w:pPr>
-                    <w:spacing w:after="0" w:before="0" w:line="240"/>
-                    <w:jc w:val="right"/>
-                  </w:pPr>
-                  <w:r>
-                    <w:rPr>
-                      <w:rFonts w:ascii="Arial" w:cs="Arial" w:eastAsia="Arial" w:hAnsi="Arial"/>
-                      <w:caps/>
-                      <w:color w:val="93A0B2"/>
-                      <w:spacing w:val="25"/>
-                      <w:sz w:val="13"/>
-                      <w:szCs w:val="13"/>
-                    </w:rPr>
-                    <w:t xml:space="preserve">VAT reg. no.</w:t>
-                  </w:r>
-                </w:p>
-              </w:tc>
-              <w:tc>
-                <w:tcPr>
-                  <w:tcW w:type="dxa" w:w="2400"/>
-                  <w:tcBorders>
-                    <w:top w:val="none" w:color="FFFFFF" w:sz="0"/>
-                    <w:left w:val="none" w:color="FFFFFF" w:sz="0"/>
-                    <w:bottom w:val="none" w:color="FFFFFF" w:sz="0"/>
-                    <w:right w:val="none" w:color="FFFFFF" w:sz="0"/>
-                  </w:tcBorders>
-                  <w:tcMar>
-                    <w:top w:type="dxa" w:w="25"/>
-                    <w:left w:type="dxa" w:w="0"/>
-                    <w:bottom w:type="dxa" w:w="25"/>
-                    <w:right w:type="dxa" w:w="0"/>
-                  </w:tcMar>
-                </w:tcPr>
-                <w:p>
-                  <w:pPr>
-                    <w:spacing w:after="0" w:before="0" w:line="240"/>
-                    <w:jc w:val="right"/>
-                  </w:pPr>
-                  <w:r>
-                    <w:rPr>
-                      <w:rFonts w:ascii="Arial" w:cs="Arial" w:eastAsia="Arial" w:hAnsi="Arial"/>
-                      <w:b/>
-                      <w:bCs/>
-                      <w:i/>
-                      <w:iCs/>
-                      <w:color w:val="9AA6B6"/>
-                      <w:sz w:val="17"/>
-                      <w:szCs w:val="17"/>
-                    </w:rPr>
-                    <w:t xml:space="preserve">[if registered]</w:t>
                   </w:r>
                 </w:p>
               </w:tc>
@@ -2486,7 +2414,7 @@
           <w:sz w:val="13"/>
           <w:szCs w:val="13"/>
         </w:rPr>
-        <w:t xml:space="preserve">   ·   59 Bolo Street, Moreleta Park, Pretoria   ·   E &amp; OE</w:t>
+        <w:t xml:space="preserve">   ·   673B Skukuza Street, Faerie Glen, Pretoria   ·   E &amp; OE</w:t>
       </w:r>
     </w:p>
     <w:sectPr>

--- a/conveyancing/invoices/Maryke-Invoice-Firm-Setup.docx
+++ b/conveyancing/invoices/Maryke-Invoice-Firm-Setup.docx
@@ -38,7 +38,7 @@
           </w:tcPr>
           <w:p>
             <w:pPr>
-              <w:spacing w:after="20" w:before="0" w:line="240"/>
+              <w:spacing w:after="150" w:before="0" w:line="240"/>
             </w:pPr>
             <w:r>
               <w:rPr>
@@ -50,22 +50,7 @@
                 <w:sz w:val="26"/>
                 <w:szCs w:val="26"/>
               </w:rPr>
-              <w:t xml:space="preserve">H ANNANDALE</w:t>
-            </w:r>
-          </w:p>
-          <w:p>
-            <w:pPr>
-              <w:spacing w:after="150" w:before="0" w:line="240"/>
-            </w:pPr>
-            <w:r>
-              <w:rPr>
-                <w:rFonts w:ascii="Arial" w:cs="Arial" w:eastAsia="Arial" w:hAnsi="Arial"/>
-                <w:color w:val="B58C4B"/>
-                <w:spacing w:val="80"/>
-                <w:sz w:val="11"/>
-                <w:szCs w:val="11"/>
-              </w:rPr>
-              <w:t xml:space="preserve">ATTORNEYS INC.</w:t>
+              <w:t xml:space="preserve">MARYKE DIQUE</w:t>
             </w:r>
           </w:p>
           <w:p>
@@ -548,13 +533,11 @@
                 <w:rFonts w:ascii="Arial" w:cs="Arial" w:eastAsia="Arial" w:hAnsi="Arial"/>
                 <w:b/>
                 <w:bCs/>
-                <w:i/>
-                <w:iCs/>
-                <w:color w:val="9AA6B6"/>
+                <w:color w:val="1B2B40"/>
                 <w:sz w:val="20"/>
                 <w:szCs w:val="20"/>
               </w:rPr>
-              <w:t xml:space="preserve">[Client / firm name]</w:t>
+              <w:t xml:space="preserve">H Annandale Attorneys Inc.</w:t>
             </w:r>
           </w:p>
           <w:p>
@@ -564,13 +547,11 @@
             <w:r>
               <w:rPr>
                 <w:rFonts w:ascii="Arial" w:cs="Arial" w:eastAsia="Arial" w:hAnsi="Arial"/>
-                <w:i/>
-                <w:iCs/>
-                <w:color w:val="9AA6B6"/>
-                <w:sz w:val="17"/>
-                <w:szCs w:val="17"/>
-              </w:rPr>
-              <w:t xml:space="preserve">[Address line 1]</w:t>
+                <w:color w:val="1B2B40"/>
+                <w:sz w:val="17"/>
+                <w:szCs w:val="17"/>
+              </w:rPr>
+              <w:t xml:space="preserve">Attention: Hesca Annandale</w:t>
             </w:r>
           </w:p>
           <w:p>
@@ -580,13 +561,11 @@
             <w:r>
               <w:rPr>
                 <w:rFonts w:ascii="Arial" w:cs="Arial" w:eastAsia="Arial" w:hAnsi="Arial"/>
-                <w:i/>
-                <w:iCs/>
-                <w:color w:val="9AA6B6"/>
-                <w:sz w:val="17"/>
-                <w:szCs w:val="17"/>
-              </w:rPr>
-              <w:t xml:space="preserve">[Address line 2]</w:t>
+                <w:color w:val="1B2B40"/>
+                <w:sz w:val="17"/>
+                <w:szCs w:val="17"/>
+              </w:rPr>
+              <w:t xml:space="preserve">59 Bolo Street, Moreleta Park</w:t>
             </w:r>
           </w:p>
           <w:p>
@@ -596,29 +575,25 @@
             <w:r>
               <w:rPr>
                 <w:rFonts w:ascii="Arial" w:cs="Arial" w:eastAsia="Arial" w:hAnsi="Arial"/>
-                <w:i/>
-                <w:iCs/>
-                <w:color w:val="9AA6B6"/>
-                <w:sz w:val="17"/>
-                <w:szCs w:val="17"/>
-              </w:rPr>
-              <w:t xml:space="preserve">[Email address]</w:t>
-            </w:r>
-          </w:p>
-          <w:p>
-            <w:pPr>
-              <w:spacing w:after="0" w:before="0" w:line="240"/>
-            </w:pPr>
-            <w:r>
-              <w:rPr>
-                <w:rFonts w:ascii="Arial" w:cs="Arial" w:eastAsia="Arial" w:hAnsi="Arial"/>
-                <w:i/>
-                <w:iCs/>
-                <w:color w:val="9AA6B6"/>
-                <w:sz w:val="17"/>
-                <w:szCs w:val="17"/>
-              </w:rPr>
-              <w:t xml:space="preserve">[Company / VAT reg. no.]</w:t>
+                <w:color w:val="1B2B40"/>
+                <w:sz w:val="17"/>
+                <w:szCs w:val="17"/>
+              </w:rPr>
+              <w:t xml:space="preserve">Pretoria, 0181</w:t>
+            </w:r>
+          </w:p>
+          <w:p>
+            <w:pPr>
+              <w:spacing w:after="0" w:before="0" w:line="240"/>
+            </w:pPr>
+            <w:r>
+              <w:rPr>
+                <w:rFonts w:ascii="Arial" w:cs="Arial" w:eastAsia="Arial" w:hAnsi="Arial"/>
+                <w:color w:val="1B2B40"/>
+                <w:sz w:val="17"/>
+                <w:szCs w:val="17"/>
+              </w:rPr>
+              <w:t xml:space="preserve">hesca@haattorneys.co.za</w:t>
             </w:r>
           </w:p>
         </w:tc>
@@ -2012,8 +1987,7 @@
       </w:tblPr>
       <w:tblGrid>
         <w:gridCol w:w="4952"/>
-        <w:gridCol w:w="300"/>
-        <w:gridCol w:w="4952"/>
+        <w:gridCol w:w="5252"/>
       </w:tblGrid>
       <w:tr>
         <w:tc>
@@ -2248,7 +2222,7 @@
         </w:tc>
         <w:tc>
           <w:tcPr>
-            <w:tcW w:type="dxa" w:w="300"/>
+            <w:tcW w:type="dxa" w:w="5252"/>
             <w:tcBorders>
               <w:top w:val="none" w:color="FFFFFF" w:sz="0"/>
               <w:left w:val="none" w:color="FFFFFF" w:sz="0"/>
@@ -2263,99 +2237,6 @@
             </w:tcMar>
           </w:tcPr>
           <w:p/>
-        </w:tc>
-        <w:tc>
-          <w:tcPr>
-            <w:tcW w:type="dxa" w:w="4952"/>
-            <w:tcBorders>
-              <w:top w:val="none" w:color="FFFFFF" w:sz="0"/>
-              <w:left w:val="none" w:color="FFFFFF" w:sz="0"/>
-              <w:bottom w:val="none" w:color="FFFFFF" w:sz="0"/>
-              <w:right w:val="none" w:color="FFFFFF" w:sz="0"/>
-            </w:tcBorders>
-            <w:shd w:fill="FAF8F4" w:color="auto" w:val="clear"/>
-            <w:tcMar>
-              <w:top w:type="dxa" w:w="190"/>
-              <w:left w:type="dxa" w:w="220"/>
-              <w:bottom w:type="dxa" w:w="190"/>
-              <w:right w:type="dxa" w:w="200"/>
-            </w:tcMar>
-            <w:vAlign w:val="top"/>
-          </w:tcPr>
-          <w:p>
-            <w:pPr>
-              <w:spacing w:after="80" w:before="0" w:line="240"/>
-            </w:pPr>
-            <w:r>
-              <w:rPr>
-                <w:rFonts w:ascii="Arial" w:cs="Arial" w:eastAsia="Arial" w:hAnsi="Arial"/>
-                <w:b/>
-                <w:bCs/>
-                <w:caps/>
-                <w:color w:val="B58C4B"/>
-                <w:spacing w:val="55"/>
-                <w:sz w:val="13"/>
-                <w:szCs w:val="13"/>
-              </w:rPr>
-              <w:t xml:space="preserve">Terms</w:t>
-            </w:r>
-          </w:p>
-          <w:p>
-            <w:pPr>
-              <w:spacing w:after="90" w:before="0" w:line="240"/>
-            </w:pPr>
-            <w:r>
-              <w:rPr>
-                <w:rFonts w:ascii="Arial" w:cs="Arial" w:eastAsia="Arial" w:hAnsi="Arial"/>
-                <w:color w:val="55647A"/>
-                <w:sz w:val="14"/>
-                <w:szCs w:val="14"/>
-              </w:rPr>
-              <w:t xml:space="preserve">1.  This invoice is payable on presentation unless otherwise agreed in writing.</w:t>
-            </w:r>
-          </w:p>
-          <w:p>
-            <w:pPr>
-              <w:spacing w:after="90" w:before="0" w:line="240"/>
-            </w:pPr>
-            <w:r>
-              <w:rPr>
-                <w:rFonts w:ascii="Arial" w:cs="Arial" w:eastAsia="Arial" w:hAnsi="Arial"/>
-                <w:color w:val="55647A"/>
-                <w:sz w:val="14"/>
-                <w:szCs w:val="14"/>
-              </w:rPr>
-              <w:t xml:space="preserve">2.  Third-party registration and subscription costs are recovered at cost; supporting invoices are available on request.</w:t>
-            </w:r>
-          </w:p>
-          <w:p>
-            <w:pPr>
-              <w:spacing w:after="90" w:before="0" w:line="240"/>
-            </w:pPr>
-            <w:r>
-              <w:rPr>
-                <w:rFonts w:ascii="Arial" w:cs="Arial" w:eastAsia="Arial" w:hAnsi="Arial"/>
-                <w:color w:val="55647A"/>
-                <w:sz w:val="14"/>
-                <w:szCs w:val="14"/>
-              </w:rPr>
-              <w:t xml:space="preserve">3.  Any query on this account must be raised within 30 days of the date of invoice.</w:t>
-            </w:r>
-          </w:p>
-          <w:p>
-            <w:pPr>
-              <w:spacing w:after="90" w:before="0" w:line="240"/>
-            </w:pPr>
-            <w:r>
-              <w:rPr>
-                <w:rFonts w:ascii="Arial" w:cs="Arial" w:eastAsia="Arial" w:hAnsi="Arial"/>
-                <w:color w:val="55647A"/>
-                <w:sz w:val="14"/>
-                <w:szCs w:val="14"/>
-              </w:rPr>
-              <w:t xml:space="preserve">4.  Ownership of any design work supplied passes to the client on receipt of payment in full.</w:t>
-            </w:r>
-          </w:p>
         </w:tc>
       </w:tr>
     </w:tbl>
@@ -2385,7 +2266,7 @@
           <w:sz w:val="13"/>
           <w:szCs w:val="13"/>
         </w:rPr>
-        <w:t xml:space="preserve">H Annandale Attorneys Inc.</w:t>
+        <w:t xml:space="preserve">Maryke Dique</w:t>
       </w:r>
       <w:r>
         <w:rPr>
@@ -2394,27 +2275,7 @@
           <w:sz w:val="13"/>
           <w:szCs w:val="13"/>
         </w:rPr>
-        <w:t xml:space="preserve">   ·   Reg. no. </w:t>
-      </w:r>
-      <w:r>
-        <w:rPr>
-          <w:rFonts w:ascii="Arial" w:cs="Arial" w:eastAsia="Arial" w:hAnsi="Arial"/>
-          <w:i/>
-          <w:iCs/>
-          <w:color w:val="9AA6B6"/>
-          <w:sz w:val="13"/>
-          <w:szCs w:val="13"/>
-        </w:rPr>
-        <w:t xml:space="preserve">[Company reg. no.]</w:t>
-      </w:r>
-      <w:r>
-        <w:rPr>
-          <w:rFonts w:ascii="Arial" w:cs="Arial" w:eastAsia="Arial" w:hAnsi="Arial"/>
-          <w:color w:val="93A0B2"/>
-          <w:sz w:val="13"/>
-          <w:szCs w:val="13"/>
-        </w:rPr>
-        <w:t xml:space="preserve">   ·   673B Skukuza Street, Faerie Glen, Pretoria   ·   E &amp; OE</w:t>
+        <w:t xml:space="preserve">   ·   673B Skukuza Street, Faerie Glen, Pretoria, 0081   ·   083 619 2313   ·   E &amp; OE</w:t>
       </w:r>
     </w:p>
     <w:sectPr>

--- a/conveyancing/invoices/Maryke-Invoice-Firm-Setup.docx
+++ b/conveyancing/invoices/Maryke-Invoice-Firm-Setup.docx
@@ -1970,7 +1970,7 @@
     </w:tbl>
     <w:p>
       <w:pPr>
-        <w:spacing w:after="260"/>
+        <w:spacing w:after="190"/>
       </w:pPr>
     </w:p>
     <w:tbl>
@@ -2242,7 +2242,7 @@
     </w:tbl>
     <w:p>
       <w:pPr>
-        <w:spacing w:after="260"/>
+        <w:spacing w:after="120"/>
       </w:pPr>
     </w:p>
     <w:p>
@@ -2280,7 +2280,7 @@
     </w:p>
     <w:sectPr>
       <w:pgSz w:w="11906" w:h="16838" w:orient="portrait"/>
-      <w:pgMar w:top="680" w:right="851" w:bottom="567" w:left="851" w:header="708" w:footer="708" w:gutter="0"/>
+      <w:pgMar w:top="620" w:right="851" w:bottom="400" w:left="851" w:header="708" w:footer="708" w:gutter="0"/>
       <w:pgNumType/>
       <w:docGrid w:linePitch="360"/>
     </w:sectPr>

--- a/conveyancing/invoices/Maryke-Invoice-Firm-Setup.docx
+++ b/conveyancing/invoices/Maryke-Invoice-Firm-Setup.docx
@@ -230,13 +230,11 @@
                       <w:rFonts w:ascii="Arial" w:cs="Arial" w:eastAsia="Arial" w:hAnsi="Arial"/>
                       <w:b/>
                       <w:bCs/>
-                      <w:i/>
-                      <w:iCs/>
-                      <w:color w:val="9AA6B6"/>
+                      <w:color w:val="1B2B40"/>
                       <w:sz w:val="17"/>
                       <w:szCs w:val="17"/>
                     </w:rPr>
-                    <w:t xml:space="preserve">[INV-2026-001]</w:t>
+                    <w:t xml:space="preserve">MD1</w:t>
                   </w:r>
                 </w:p>
               </w:tc>
@@ -307,78 +305,6 @@
                       <w:szCs w:val="17"/>
                     </w:rPr>
                     <w:t xml:space="preserve">21 August 2026</w:t>
-                  </w:r>
-                </w:p>
-              </w:tc>
-            </w:tr>
-            <w:tr>
-              <w:tc>
-                <w:tcPr>
-                  <w:tcW w:type="dxa" w:w="1700"/>
-                  <w:tcBorders>
-                    <w:top w:val="none" w:color="FFFFFF" w:sz="0"/>
-                    <w:left w:val="none" w:color="FFFFFF" w:sz="0"/>
-                    <w:bottom w:val="none" w:color="FFFFFF" w:sz="0"/>
-                    <w:right w:val="none" w:color="FFFFFF" w:sz="0"/>
-                  </w:tcBorders>
-                  <w:tcMar>
-                    <w:top w:type="dxa" w:w="25"/>
-                    <w:left w:type="dxa" w:w="0"/>
-                    <w:bottom w:type="dxa" w:w="25"/>
-                    <w:right w:type="dxa" w:w="150"/>
-                  </w:tcMar>
-                </w:tcPr>
-                <w:p>
-                  <w:pPr>
-                    <w:spacing w:after="0" w:before="0" w:line="240"/>
-                    <w:jc w:val="right"/>
-                  </w:pPr>
-                  <w:r>
-                    <w:rPr>
-                      <w:rFonts w:ascii="Arial" w:cs="Arial" w:eastAsia="Arial" w:hAnsi="Arial"/>
-                      <w:caps/>
-                      <w:color w:val="93A0B2"/>
-                      <w:spacing w:val="25"/>
-                      <w:sz w:val="13"/>
-                      <w:szCs w:val="13"/>
-                    </w:rPr>
-                    <w:t xml:space="preserve">Your reference</w:t>
-                  </w:r>
-                </w:p>
-              </w:tc>
-              <w:tc>
-                <w:tcPr>
-                  <w:tcW w:type="dxa" w:w="2400"/>
-                  <w:tcBorders>
-                    <w:top w:val="none" w:color="FFFFFF" w:sz="0"/>
-                    <w:left w:val="none" w:color="FFFFFF" w:sz="0"/>
-                    <w:bottom w:val="none" w:color="FFFFFF" w:sz="0"/>
-                    <w:right w:val="none" w:color="FFFFFF" w:sz="0"/>
-                  </w:tcBorders>
-                  <w:tcMar>
-                    <w:top w:type="dxa" w:w="25"/>
-                    <w:left w:type="dxa" w:w="0"/>
-                    <w:bottom w:type="dxa" w:w="25"/>
-                    <w:right w:type="dxa" w:w="0"/>
-                  </w:tcMar>
-                </w:tcPr>
-                <w:p>
-                  <w:pPr>
-                    <w:spacing w:after="0" w:before="0" w:line="240"/>
-                    <w:jc w:val="right"/>
-                  </w:pPr>
-                  <w:r>
-                    <w:rPr>
-                      <w:rFonts w:ascii="Arial" w:cs="Arial" w:eastAsia="Arial" w:hAnsi="Arial"/>
-                      <w:b/>
-                      <w:bCs/>
-                      <w:i/>
-                      <w:iCs/>
-                      <w:color w:val="9AA6B6"/>
-                      <w:sz w:val="17"/>
-                      <w:szCs w:val="17"/>
-                    </w:rPr>
-                    <w:t xml:space="preserve">[Client ref]</w:t>
                   </w:r>
                 </w:p>
               </w:tc>
@@ -2194,13 +2120,11 @@
                 <w:rFonts w:ascii="Arial" w:cs="Arial" w:eastAsia="Arial" w:hAnsi="Arial"/>
                 <w:b/>
                 <w:bCs/>
-                <w:i/>
-                <w:iCs/>
-                <w:color w:val="9AA6B6"/>
-                <w:sz w:val="17"/>
-                <w:szCs w:val="17"/>
-              </w:rPr>
-              <w:t xml:space="preserve">[Invoice no.]</w:t>
+                <w:color w:val="1B2B40"/>
+                <w:sz w:val="17"/>
+                <w:szCs w:val="17"/>
+              </w:rPr>
+              <w:t xml:space="preserve">MD1</w:t>
             </w:r>
           </w:p>
           <w:p>
@@ -2216,7 +2140,31 @@
                 <w:sz w:val="14"/>
                 <w:szCs w:val="14"/>
               </w:rPr>
-              <w:t xml:space="preserve">Please use the invoice number as your payment reference and email proof of payment to maryke@haattorneys.co.za.</w:t>
+              <w:t xml:space="preserve">Please use reference </w:t>
+            </w:r>
+            <w:r>
+              <w:rPr>
+                <w:rFonts w:ascii="Arial" w:cs="Arial" w:eastAsia="Arial" w:hAnsi="Arial"/>
+                <w:b/>
+                <w:bCs/>
+                <w:i/>
+                <w:iCs/>
+                <w:color w:val="55647A"/>
+                <w:sz w:val="14"/>
+                <w:szCs w:val="14"/>
+              </w:rPr>
+              <w:t xml:space="preserve">MD1</w:t>
+            </w:r>
+            <w:r>
+              <w:rPr>
+                <w:rFonts w:ascii="Arial" w:cs="Arial" w:eastAsia="Arial" w:hAnsi="Arial"/>
+                <w:i/>
+                <w:iCs/>
+                <w:color w:val="55647A"/>
+                <w:sz w:val="14"/>
+                <w:szCs w:val="14"/>
+              </w:rPr>
+              <w:t xml:space="preserve"> when paying and email proof of payment to maryke@haattorneys.co.za.</w:t>
             </w:r>
           </w:p>
         </w:tc>

--- a/conveyancing/invoices/Maryke-Invoice-Firm-Setup.docx
+++ b/conveyancing/invoices/Maryke-Invoice-Firm-Setup.docx
@@ -810,13 +810,11 @@
                   <w:r>
                     <w:rPr>
                       <w:rFonts w:ascii="Arial" w:cs="Arial" w:eastAsia="Arial" w:hAnsi="Arial"/>
-                      <w:i/>
-                      <w:iCs/>
-                      <w:color w:val="9AA6B6"/>
+                      <w:color w:val="1B2B40"/>
                       <w:sz w:val="17"/>
                       <w:szCs w:val="17"/>
                     </w:rPr>
-                    <w:t xml:space="preserve">[Month – Month 2026]</w:t>
+                    <w:t xml:space="preserve">August 2026</w:t>
                   </w:r>
                 </w:p>
               </w:tc>
